--- a/templates/Актуализация_ТУ.docx
+++ b/templates/Актуализация_ТУ.docx
@@ -240,8 +240,6 @@
         </w:rPr>
         <w:t xml:space="preserve">Об актуализации ТУ </w:t>
       </w:r>
-      <w:bookmarkStart w:id="0" w:name="_GoBack"/>
-      <w:bookmarkEnd w:id="0"/>
     </w:p>
     <w:p>
       <w:pPr>
@@ -652,7 +650,23 @@
           <w:sz w:val="28"/>
           <w:szCs w:val="28"/>
         </w:rPr>
-        <w:t>, а также сканированную версию, подписанную со стороны филиала, прошу направить официальным письмом в АО «</w:t>
+        <w:t xml:space="preserve">, а также сканированную версию, подписанную со стороны </w:t>
+      </w:r>
+      <w:r>
+        <w:rPr>
+          <w:rFonts w:ascii="Times New Roman" w:hAnsi="Times New Roman"/>
+          <w:sz w:val="28"/>
+          <w:szCs w:val="28"/>
+        </w:rPr>
+        <w:t>предприятия</w:t>
+      </w:r>
+      <w:r>
+        <w:rPr>
+          <w:rFonts w:ascii="Times New Roman" w:hAnsi="Times New Roman"/>
+          <w:sz w:val="28"/>
+          <w:szCs w:val="28"/>
+        </w:rPr>
+        <w:t>, прошу направить официальным письмом в АО «</w:t>
       </w:r>
       <w:proofErr w:type="spellStart"/>
       <w:r>
@@ -905,7 +919,7 @@
           <w:sz w:val="28"/>
           <w:szCs w:val="28"/>
         </w:rPr>
-        <w:t xml:space="preserve">Начальник департамента эксплуатации и </w:t>
+        <w:t xml:space="preserve">Заместитель начальника Департамента </w:t>
       </w:r>
     </w:p>
     <w:p>
@@ -923,7 +937,77 @@
           <w:sz w:val="28"/>
           <w:szCs w:val="28"/>
         </w:rPr>
-        <w:t>размещения ВОЛС на воздушных линиях                                             Е.А. Демина</w:t>
+        <w:t xml:space="preserve">телекоммуникационных сервисов – </w:t>
+      </w:r>
+    </w:p>
+    <w:p>
+      <w:pPr>
+        <w:jc w:val="both"/>
+        <w:rPr>
+          <w:rFonts w:ascii="Times New Roman" w:hAnsi="Times New Roman"/>
+          <w:sz w:val="28"/>
+          <w:szCs w:val="28"/>
+        </w:rPr>
+      </w:pPr>
+      <w:r>
+        <w:rPr>
+          <w:rFonts w:ascii="Times New Roman" w:hAnsi="Times New Roman"/>
+          <w:sz w:val="28"/>
+          <w:szCs w:val="28"/>
+        </w:rPr>
+        <w:t xml:space="preserve">Начальник Управления размещения ВОЛС </w:t>
+      </w:r>
+    </w:p>
+    <w:p>
+      <w:pPr>
+        <w:jc w:val="both"/>
+        <w:rPr>
+          <w:rFonts w:ascii="Times New Roman" w:hAnsi="Times New Roman"/>
+          <w:sz w:val="28"/>
+          <w:szCs w:val="28"/>
+        </w:rPr>
+      </w:pPr>
+      <w:r>
+        <w:rPr>
+          <w:rFonts w:ascii="Times New Roman" w:hAnsi="Times New Roman"/>
+          <w:sz w:val="28"/>
+          <w:szCs w:val="28"/>
+        </w:rPr>
+        <w:t xml:space="preserve">на воздушных линиях </w:t>
+      </w:r>
+      <w:r>
+        <w:rPr>
+          <w:rFonts w:ascii="Times New Roman" w:hAnsi="Times New Roman"/>
+          <w:sz w:val="28"/>
+          <w:szCs w:val="28"/>
+        </w:rPr>
+        <w:tab/>
+      </w:r>
+      <w:r>
+        <w:rPr>
+          <w:rFonts w:ascii="Times New Roman" w:hAnsi="Times New Roman"/>
+          <w:sz w:val="28"/>
+          <w:szCs w:val="28"/>
+        </w:rPr>
+        <w:tab/>
+      </w:r>
+      <w:r>
+        <w:rPr>
+          <w:rFonts w:ascii="Times New Roman" w:hAnsi="Times New Roman"/>
+          <w:sz w:val="28"/>
+          <w:szCs w:val="28"/>
+        </w:rPr>
+        <w:tab/>
+      </w:r>
+      <w:bookmarkStart w:id="0" w:name="_GoBack"/>
+      <w:bookmarkEnd w:id="0"/>
+      <w:r>
+        <w:rPr>
+          <w:rFonts w:ascii="Times New Roman" w:hAnsi="Times New Roman"/>
+          <w:sz w:val="28"/>
+          <w:szCs w:val="28"/>
+        </w:rPr>
+        <w:t xml:space="preserve">                                             Е.А. Демина</w:t>
       </w:r>
     </w:p>
     <w:p>
@@ -2082,7 +2166,7 @@
 </file>
 
 <file path=customXml/itemProps1.xml><?xml version="1.0" encoding="utf-8"?>
-<ds:datastoreItem xmlns:ds="http://schemas.openxmlformats.org/officeDocument/2006/customXml" ds:itemID="{06757AD5-9ECA-44DA-9115-96B24E27E789}">
+<ds:datastoreItem xmlns:ds="http://schemas.openxmlformats.org/officeDocument/2006/customXml" ds:itemID="{0008927E-384D-4353-ACB6-2DAD37D04EA8}">
   <ds:schemaRefs>
     <ds:schemaRef ds:uri="http://schemas.openxmlformats.org/officeDocument/2006/bibliography"/>
   </ds:schemaRefs>

--- a/templates/Актуализация_ТУ.docx
+++ b/templates/Актуализация_ТУ.docx
@@ -504,7 +504,25 @@
           <w:sz w:val="28"/>
           <w:szCs w:val="28"/>
         </w:rPr>
-        <w:t xml:space="preserve">В соответствии с Договором коммерческого представительства от 18.12.2019 №УВВ-77Д-2345-19/407/30-1602, а также обращением </w:t>
+        <w:t xml:space="preserve">В соответствии с Договором коммерческого представительства </w:t>
+      </w:r>
+      <w:r>
+        <w:rPr>
+          <w:rFonts w:ascii="Times New Roman" w:hAnsi="Times New Roman"/>
+          <w:sz w:val="28"/>
+          <w:szCs w:val="28"/>
+        </w:rPr>
+        <w:t>от 28.11.2024 №10001401000118/УВВ-77Д-0842-14</w:t>
+      </w:r>
+      <w:bookmarkStart w:id="0" w:name="_GoBack"/>
+      <w:bookmarkEnd w:id="0"/>
+      <w:r>
+        <w:rPr>
+          <w:rFonts w:ascii="Times New Roman" w:hAnsi="Times New Roman"/>
+          <w:sz w:val="28"/>
+          <w:szCs w:val="28"/>
+        </w:rPr>
+        <w:t xml:space="preserve">, а также обращением </w:t>
       </w:r>
       <w:r>
         <w:rPr>
@@ -999,8 +1017,6 @@
         </w:rPr>
         <w:tab/>
       </w:r>
-      <w:bookmarkStart w:id="0" w:name="_GoBack"/>
-      <w:bookmarkEnd w:id="0"/>
       <w:r>
         <w:rPr>
           <w:rFonts w:ascii="Times New Roman" w:hAnsi="Times New Roman"/>
@@ -2166,7 +2182,7 @@
 </file>
 
 <file path=customXml/itemProps1.xml><?xml version="1.0" encoding="utf-8"?>
-<ds:datastoreItem xmlns:ds="http://schemas.openxmlformats.org/officeDocument/2006/customXml" ds:itemID="{0008927E-384D-4353-ACB6-2DAD37D04EA8}">
+<ds:datastoreItem xmlns:ds="http://schemas.openxmlformats.org/officeDocument/2006/customXml" ds:itemID="{CD26F9B2-2753-45B1-BC77-0CD7FCC363F1}">
   <ds:schemaRefs>
     <ds:schemaRef ds:uri="http://schemas.openxmlformats.org/officeDocument/2006/bibliography"/>
   </ds:schemaRefs>

--- a/templates/Актуализация_ТУ.docx
+++ b/templates/Актуализация_ТУ.docx
@@ -504,7 +504,33 @@
           <w:sz w:val="28"/>
           <w:szCs w:val="28"/>
         </w:rPr>
-        <w:t xml:space="preserve">В соответствии с Договором коммерческого представительства </w:t>
+        <w:t xml:space="preserve">В соответствии с </w:t>
+      </w:r>
+      <w:bookmarkStart w:id="0" w:name="_GoBack"/>
+      <w:r>
+        <w:rPr>
+          <w:rFonts w:ascii="Times New Roman" w:hAnsi="Times New Roman"/>
+          <w:sz w:val="28"/>
+          <w:szCs w:val="28"/>
+        </w:rPr>
+        <w:t>д</w:t>
+      </w:r>
+      <w:r>
+        <w:rPr>
+          <w:rFonts w:ascii="Times New Roman" w:hAnsi="Times New Roman"/>
+          <w:sz w:val="28"/>
+          <w:szCs w:val="28"/>
+        </w:rPr>
+        <w:t>оговор</w:t>
+      </w:r>
+      <w:bookmarkEnd w:id="0"/>
+      <w:r>
+        <w:rPr>
+          <w:rFonts w:ascii="Times New Roman" w:hAnsi="Times New Roman"/>
+          <w:sz w:val="28"/>
+          <w:szCs w:val="28"/>
+        </w:rPr>
+        <w:t xml:space="preserve">ом коммерческого представительства </w:t>
       </w:r>
       <w:r>
         <w:rPr>
@@ -514,8 +540,6 @@
         </w:rPr>
         <w:t>от 28.11.2024 №10001401000118/УВВ-77Д-0842-14</w:t>
       </w:r>
-      <w:bookmarkStart w:id="0" w:name="_GoBack"/>
-      <w:bookmarkEnd w:id="0"/>
       <w:r>
         <w:rPr>
           <w:rFonts w:ascii="Times New Roman" w:hAnsi="Times New Roman"/>
@@ -2182,7 +2206,7 @@
 </file>
 
 <file path=customXml/itemProps1.xml><?xml version="1.0" encoding="utf-8"?>
-<ds:datastoreItem xmlns:ds="http://schemas.openxmlformats.org/officeDocument/2006/customXml" ds:itemID="{CD26F9B2-2753-45B1-BC77-0CD7FCC363F1}">
+<ds:datastoreItem xmlns:ds="http://schemas.openxmlformats.org/officeDocument/2006/customXml" ds:itemID="{C6E2FDE8-2552-41CF-93C3-39F284FF2491}">
   <ds:schemaRefs>
     <ds:schemaRef ds:uri="http://schemas.openxmlformats.org/officeDocument/2006/bibliography"/>
   </ds:schemaRefs>
